--- a/docs/INSTRUCTOR_FINAL_CHECKLIST.docx
+++ b/docs/INSTRUCTOR_FINAL_CHECKLIST.docx
@@ -289,7 +289,7 @@
           <w:sz w:val="22"/>
           <w:szCs w:val="22"/>
         </w:rPr>
-        <w:t xml:space="preserve">Student Quick Start, The Method, 3 Module handouts, 3 Assignment packets, AI Prompt Library, Anki Quick Start, Course Syllabus — all bilingual, all signed Material by Jonathan Michael Miljus, all downloadable from the website.</w:t>
+        <w:t xml:space="preserve">Student Quick Start, The Method, 3 Module handouts, 3 Assignment packets, AI Prompt Library, Anki Quick Start, Course Syllabus, all bilingual, all signed Material by Jonathan Michael Miljus, all downloadable from the website.</w:t>
       </w:r>
     </w:p>
     <w:p>
@@ -377,7 +377,7 @@
           <w:sz w:val="22"/>
           <w:szCs w:val="22"/>
         </w:rPr>
-        <w:t xml:space="preserve">CURR7003_Signature_Piece_Submission_Miljus.docx — APA 7, with title page, full research paper, syllabus, and link placeholders for Parts 3 (Loom video) and 4 (Classroom link).</w:t>
+        <w:t xml:space="preserve">CURR7003_Signature_Piece_Submission_Miljus.docx, APA 7, with title page, full research paper, syllabus, and link placeholders for Parts 3 (Loom video) and 4 (Classroom link).</w:t>
       </w:r>
     </w:p>
     <w:p>
@@ -397,7 +397,7 @@
           <w:sz w:val="36"/>
           <w:szCs w:val="36"/>
         </w:rPr>
-        <w:t xml:space="preserve">Phase 1 — Polish Google Classroom (10 minutes)</w:t>
+        <w:t xml:space="preserve">Phase 1, Polish Google Classroom (10 minutes)</w:t>
       </w:r>
     </w:p>
     <w:p>
@@ -819,7 +819,7 @@
           <w:sz w:val="22"/>
           <w:szCs w:val="22"/>
         </w:rPr>
-        <w:t xml:space="preserve">Three quick edits — open each Mini-Lesson item and append the website link to the description.</w:t>
+        <w:t xml:space="preserve">Three quick edits, open each Mini-Lesson item and append the website link to the description.</w:t>
       </w:r>
     </w:p>
     <w:p>
@@ -1686,7 +1686,7 @@
                 <w:sz w:val="19"/>
                 <w:szCs w:val="19"/>
               </w:rPr>
-              <w:t xml:space="preserve">Title: Course Hub — every audio, every doc, in 3 languages</w:t>
+              <w:t xml:space="preserve">Title: Course Hub, every audio, every doc, in 3 languages</w:t>
             </w:r>
           </w:p>
           <w:p>
@@ -1849,7 +1849,7 @@
           <w:sz w:val="36"/>
           <w:szCs w:val="36"/>
         </w:rPr>
-        <w:t xml:space="preserve">Phase 2 — Generate Spanish NotebookLM podcasts (15 minutes, optional)</w:t>
+        <w:t xml:space="preserve">Phase 2, Generate Spanish NotebookLM podcasts (15 minutes, optional)</w:t>
       </w:r>
     </w:p>
     <w:p>
@@ -2249,7 +2249,7 @@
           <w:sz w:val="22"/>
           <w:szCs w:val="22"/>
         </w:rPr>
-        <w:t xml:space="preserve">In Terminal: ./deploy.sh — pushes the new files to GitHub. Audio cards light up automatically.</w:t>
+        <w:t xml:space="preserve">In Terminal: ./deploy.sh, pushes the new files to GitHub. Audio cards light up automatically.</w:t>
       </w:r>
     </w:p>
     <w:p>
@@ -2269,7 +2269,7 @@
           <w:sz w:val="36"/>
           <w:szCs w:val="36"/>
         </w:rPr>
-        <w:t xml:space="preserve">Phase 3 — Submit to Canvas + LiveText (10 minutes)</w:t>
+        <w:t xml:space="preserve">Phase 3, Submit to Canvas + LiveText (10 minutes)</w:t>
       </w:r>
     </w:p>
     <w:p>
@@ -2479,7 +2479,7 @@
           <w:sz w:val="36"/>
           <w:szCs w:val="36"/>
         </w:rPr>
-        <w:t xml:space="preserve">Rubric coverage — why this hits 100%+</w:t>
+        <w:t xml:space="preserve">Rubric coverage, why this hits 100%+</w:t>
       </w:r>
     </w:p>
     <w:p>
